--- a/docs/answers/as-ttesting.docx
+++ b/docs/answers/as-ttesting.docx
@@ -74,7 +74,7 @@
         </w:rPr>
         <w:t xml:space="preserve"> </w:t>
       </w:r>
-      <w:hyperlink r:id="rId20">
+      <w:hyperlink r:id="rId9">
         <w:r>
           <w:rPr>
             <w:rStyle w:val="Hyperlink"/>
@@ -87,7 +87,7 @@
       <w:r>
         <w:t xml:space="preserve"> </w:t>
       </w:r>
-      <w:hyperlink r:id="rId20">
+      <w:hyperlink r:id="rId9">
         <m:oMath>
           <m:r>
             <m:t>t</m:t>
@@ -116,7 +116,7 @@
         <w:t xml:space="preserve">Please attempt the questions before reading these answers.</w:t>
       </w:r>
     </w:p>
-    <w:bookmarkStart w:id="21" w:name="q1"/>
+    <w:bookmarkStart w:id="10" w:name="q1"/>
     <w:p>
       <w:pPr>
         <w:pStyle w:val="Heading2"/>
@@ -244,8 +244,8 @@
         <w:t xml:space="preserve">-test with unequal variances.</w:t>
       </w:r>
     </w:p>
-    <w:bookmarkEnd w:id="21"/>
-    <w:bookmarkStart w:id="22" w:name="q2"/>
+    <w:bookmarkEnd w:id="10"/>
+    <w:bookmarkStart w:id="11" w:name="q2"/>
     <w:p>
       <w:pPr>
         <w:pStyle w:val="Heading2"/>
@@ -586,8 +586,8 @@
         </m:sSub>
       </m:oMath>
     </w:p>
-    <w:bookmarkEnd w:id="22"/>
-    <w:bookmarkStart w:id="23" w:name="q3"/>
+    <w:bookmarkEnd w:id="11"/>
+    <w:bookmarkStart w:id="12" w:name="q3"/>
     <w:p>
       <w:pPr>
         <w:pStyle w:val="Heading2"/>
@@ -936,64 +936,68 @@
         <w:pStyle w:val="BodyText"/>
       </w:pPr>
       <m:oMath>
-        <m:d>
-          <m:dPr>
-            <m:begChr m:val="("/>
-            <m:sepChr m:val=""/>
-            <m:endChr m:val=")"/>
-            <m:grow/>
-          </m:dPr>
-          <m:e>
-            <m:r>
-              <m:t>10</m:t>
-            </m:r>
-            <m:r>
-              <m:rPr>
-                <m:sty m:val="p"/>
-              </m:rPr>
-              <m:t>−</m:t>
-            </m:r>
-            <m:r>
-              <m:t>7</m:t>
-            </m:r>
-          </m:e>
-        </m:d>
+        <m:r>
+          <m:rPr>
+            <m:sty m:val="p"/>
+          </m:rPr>
+          <m:t>(</m:t>
+        </m:r>
+        <m:r>
+          <m:t>10</m:t>
+        </m:r>
+        <m:r>
+          <m:rPr>
+            <m:sty m:val="p"/>
+          </m:rPr>
+          <m:t>−</m:t>
+        </m:r>
+        <m:r>
+          <m:t>7</m:t>
+        </m:r>
+        <m:r>
+          <m:rPr>
+            <m:sty m:val="p"/>
+          </m:rPr>
+          <m:t>)</m:t>
+        </m:r>
         <m:r>
           <m:rPr>
             <m:sty m:val="p"/>
           </m:rPr>
           <m:t>/</m:t>
         </m:r>
-        <m:d>
-          <m:dPr>
-            <m:begChr m:val="("/>
-            <m:sepChr m:val=""/>
-            <m:endChr m:val=")"/>
-            <m:grow/>
-          </m:dPr>
-          <m:e>
-            <m:r>
-              <m:t>s</m:t>
-            </m:r>
-            <m:r>
-              <m:rPr>
-                <m:sty m:val="p"/>
-              </m:rPr>
-              <m:t>/</m:t>
-            </m:r>
-            <m:rad>
-              <m:radPr>
-                <m:degHide m:val="on"/>
-              </m:radPr>
-              <m:deg/>
-              <m:e>
-                <m:r>
-                  <m:t>19</m:t>
-                </m:r>
-              </m:e>
-            </m:rad>
-          </m:e>
-        </m:d>
+        <m:r>
+          <m:rPr>
+            <m:sty m:val="p"/>
+          </m:rPr>
+          <m:t>(</m:t>
+        </m:r>
+        <m:r>
+          <m:t>s</m:t>
+        </m:r>
+        <m:r>
+          <m:rPr>
+            <m:sty m:val="p"/>
+          </m:rPr>
+          <m:t>/</m:t>
+        </m:r>
+        <m:rad>
+          <m:radPr>
+            <m:degHide m:val="on"/>
+          </m:radPr>
+          <m:deg/>
+          <m:e>
+            <m:r>
+              <m:t>19</m:t>
+            </m:r>
+          </m:e>
+        </m:rad>
+        <m:r>
+          <m:rPr>
+            <m:sty m:val="p"/>
+          </m:rPr>
+          <m:t>)</m:t>
+        </m:r>
         <m:r>
           <m:rPr>
             <m:sty m:val="p"/>
@@ -1059,110 +1063,118 @@
         <w:pStyle w:val="BodyText"/>
       </w:pPr>
       <m:oMath>
-        <m:d>
-          <m:dPr>
-            <m:begChr m:val="("/>
-            <m:sepChr m:val=""/>
-            <m:endChr m:val=")"/>
-            <m:grow/>
-          </m:dPr>
-          <m:e>
-            <m:r>
-              <m:t>12</m:t>
-            </m:r>
-            <m:r>
-              <m:rPr>
-                <m:sty m:val="p"/>
-              </m:rPr>
-              <m:t>−</m:t>
-            </m:r>
-            <m:r>
-              <m:t>13</m:t>
-            </m:r>
-          </m:e>
-        </m:d>
+        <m:r>
+          <m:rPr>
+            <m:sty m:val="p"/>
+          </m:rPr>
+          <m:t>(</m:t>
+        </m:r>
+        <m:r>
+          <m:t>12</m:t>
+        </m:r>
+        <m:r>
+          <m:rPr>
+            <m:sty m:val="p"/>
+          </m:rPr>
+          <m:t>−</m:t>
+        </m:r>
+        <m:r>
+          <m:t>13</m:t>
+        </m:r>
+        <m:r>
+          <m:rPr>
+            <m:sty m:val="p"/>
+          </m:rPr>
+          <m:t>)</m:t>
+        </m:r>
         <m:r>
           <m:rPr>
             <m:sty m:val="p"/>
           </m:rPr>
           <m:t>/</m:t>
         </m:r>
-        <m:d>
-          <m:dPr>
-            <m:begChr m:val="("/>
-            <m:sepChr m:val=""/>
-            <m:endChr m:val=")"/>
-            <m:grow/>
-          </m:dPr>
-          <m:e>
-            <m:d>
-              <m:dPr>
-                <m:begChr m:val="("/>
-                <m:sepChr m:val=""/>
-                <m:endChr m:val=")"/>
-                <m:grow/>
-              </m:dPr>
-              <m:e>
-                <m:r>
-                  <m:t>2</m:t>
-                </m:r>
-                <m:r>
-                  <m:rPr>
-                    <m:sty m:val="p"/>
-                  </m:rPr>
-                  <m:t>/</m:t>
-                </m:r>
-                <m:rad>
-                  <m:radPr>
-                    <m:degHide m:val="on"/>
-                  </m:radPr>
-                  <m:deg/>
-                  <m:e>
-                    <m:r>
-                      <m:t>15</m:t>
-                    </m:r>
-                  </m:e>
-                </m:rad>
-              </m:e>
-            </m:d>
-            <m:r>
-              <m:rPr>
-                <m:sty m:val="p"/>
-              </m:rPr>
-              <m:t>+</m:t>
-            </m:r>
-            <m:d>
-              <m:dPr>
-                <m:begChr m:val="("/>
-                <m:sepChr m:val=""/>
-                <m:endChr m:val=")"/>
-                <m:grow/>
-              </m:dPr>
-              <m:e>
-                <m:r>
-                  <m:t>2</m:t>
-                </m:r>
-                <m:r>
-                  <m:rPr>
-                    <m:sty m:val="p"/>
-                  </m:rPr>
-                  <m:t>/</m:t>
-                </m:r>
-                <m:rad>
-                  <m:radPr>
-                    <m:degHide m:val="on"/>
-                  </m:radPr>
-                  <m:deg/>
-                  <m:e>
-                    <m:r>
-                      <m:t>16</m:t>
-                    </m:r>
-                  </m:e>
-                </m:rad>
-              </m:e>
-            </m:d>
-          </m:e>
-        </m:d>
+        <m:r>
+          <m:rPr>
+            <m:sty m:val="p"/>
+          </m:rPr>
+          <m:t>(</m:t>
+        </m:r>
+        <m:r>
+          <m:rPr>
+            <m:sty m:val="p"/>
+          </m:rPr>
+          <m:t>(</m:t>
+        </m:r>
+        <m:r>
+          <m:t>2</m:t>
+        </m:r>
+        <m:r>
+          <m:rPr>
+            <m:sty m:val="p"/>
+          </m:rPr>
+          <m:t>/</m:t>
+        </m:r>
+        <m:rad>
+          <m:radPr>
+            <m:degHide m:val="on"/>
+          </m:radPr>
+          <m:deg/>
+          <m:e>
+            <m:r>
+              <m:t>15</m:t>
+            </m:r>
+          </m:e>
+        </m:rad>
+        <m:r>
+          <m:rPr>
+            <m:sty m:val="p"/>
+          </m:rPr>
+          <m:t>)</m:t>
+        </m:r>
+        <m:r>
+          <m:rPr>
+            <m:sty m:val="p"/>
+          </m:rPr>
+          <m:t>+</m:t>
+        </m:r>
+        <m:r>
+          <m:rPr>
+            <m:sty m:val="p"/>
+          </m:rPr>
+          <m:t>(</m:t>
+        </m:r>
+        <m:r>
+          <m:t>2</m:t>
+        </m:r>
+        <m:r>
+          <m:rPr>
+            <m:sty m:val="p"/>
+          </m:rPr>
+          <m:t>/</m:t>
+        </m:r>
+        <m:rad>
+          <m:radPr>
+            <m:degHide m:val="on"/>
+          </m:radPr>
+          <m:deg/>
+          <m:e>
+            <m:r>
+              <m:t>16</m:t>
+            </m:r>
+          </m:e>
+        </m:rad>
+        <m:r>
+          <m:rPr>
+            <m:sty m:val="p"/>
+          </m:rPr>
+          <m:t>)</m:t>
+        </m:r>
+        <m:r>
+          <m:rPr>
+            <m:sty m:val="p"/>
+          </m:rPr>
+          <m:t>)</m:t>
+        </m:r>
         <m:r>
           <m:rPr>
             <m:sty m:val="p"/>
@@ -1241,110 +1253,118 @@
         <w:pStyle w:val="BodyText"/>
       </w:pPr>
       <m:oMath>
-        <m:d>
-          <m:dPr>
-            <m:begChr m:val="("/>
-            <m:sepChr m:val=""/>
-            <m:endChr m:val=")"/>
-            <m:grow/>
-          </m:dPr>
-          <m:e>
-            <m:r>
-              <m:t>45</m:t>
-            </m:r>
-            <m:r>
-              <m:rPr>
-                <m:sty m:val="p"/>
-              </m:rPr>
-              <m:t>−</m:t>
-            </m:r>
-            <m:r>
-              <m:t>51</m:t>
-            </m:r>
-          </m:e>
-        </m:d>
+        <m:r>
+          <m:rPr>
+            <m:sty m:val="p"/>
+          </m:rPr>
+          <m:t>(</m:t>
+        </m:r>
+        <m:r>
+          <m:t>45</m:t>
+        </m:r>
+        <m:r>
+          <m:rPr>
+            <m:sty m:val="p"/>
+          </m:rPr>
+          <m:t>−</m:t>
+        </m:r>
+        <m:r>
+          <m:t>51</m:t>
+        </m:r>
+        <m:r>
+          <m:rPr>
+            <m:sty m:val="p"/>
+          </m:rPr>
+          <m:t>)</m:t>
+        </m:r>
         <m:r>
           <m:rPr>
             <m:sty m:val="p"/>
           </m:rPr>
           <m:t>/</m:t>
         </m:r>
-        <m:d>
-          <m:dPr>
-            <m:begChr m:val="("/>
-            <m:sepChr m:val=""/>
-            <m:endChr m:val=")"/>
-            <m:grow/>
-          </m:dPr>
-          <m:e>
-            <m:d>
-              <m:dPr>
-                <m:begChr m:val="("/>
-                <m:sepChr m:val=""/>
-                <m:endChr m:val=")"/>
-                <m:grow/>
-              </m:dPr>
-              <m:e>
-                <m:r>
-                  <m:t>3</m:t>
-                </m:r>
-                <m:r>
-                  <m:rPr>
-                    <m:sty m:val="p"/>
-                  </m:rPr>
-                  <m:t>/</m:t>
-                </m:r>
-                <m:rad>
-                  <m:radPr>
-                    <m:degHide m:val="on"/>
-                  </m:radPr>
-                  <m:deg/>
-                  <m:e>
-                    <m:r>
-                      <m:t>19</m:t>
-                    </m:r>
-                  </m:e>
-                </m:rad>
-              </m:e>
-            </m:d>
-            <m:r>
-              <m:rPr>
-                <m:sty m:val="p"/>
-              </m:rPr>
-              <m:t>+</m:t>
-            </m:r>
-            <m:d>
-              <m:dPr>
-                <m:begChr m:val="("/>
-                <m:sepChr m:val=""/>
-                <m:endChr m:val=")"/>
-                <m:grow/>
-              </m:dPr>
-              <m:e>
-                <m:r>
-                  <m:t>3.5</m:t>
-                </m:r>
-                <m:r>
-                  <m:rPr>
-                    <m:sty m:val="p"/>
-                  </m:rPr>
-                  <m:t>/</m:t>
-                </m:r>
-                <m:rad>
-                  <m:radPr>
-                    <m:degHide m:val="on"/>
-                  </m:radPr>
-                  <m:deg/>
-                  <m:e>
-                    <m:r>
-                      <m:t>18</m:t>
-                    </m:r>
-                  </m:e>
-                </m:rad>
-              </m:e>
-            </m:d>
-          </m:e>
-        </m:d>
+        <m:r>
+          <m:rPr>
+            <m:sty m:val="p"/>
+          </m:rPr>
+          <m:t>(</m:t>
+        </m:r>
+        <m:r>
+          <m:rPr>
+            <m:sty m:val="p"/>
+          </m:rPr>
+          <m:t>(</m:t>
+        </m:r>
+        <m:r>
+          <m:t>3</m:t>
+        </m:r>
+        <m:r>
+          <m:rPr>
+            <m:sty m:val="p"/>
+          </m:rPr>
+          <m:t>/</m:t>
+        </m:r>
+        <m:rad>
+          <m:radPr>
+            <m:degHide m:val="on"/>
+          </m:radPr>
+          <m:deg/>
+          <m:e>
+            <m:r>
+              <m:t>19</m:t>
+            </m:r>
+          </m:e>
+        </m:rad>
+        <m:r>
+          <m:rPr>
+            <m:sty m:val="p"/>
+          </m:rPr>
+          <m:t>)</m:t>
+        </m:r>
+        <m:r>
+          <m:rPr>
+            <m:sty m:val="p"/>
+          </m:rPr>
+          <m:t>+</m:t>
+        </m:r>
+        <m:r>
+          <m:rPr>
+            <m:sty m:val="p"/>
+          </m:rPr>
+          <m:t>(</m:t>
+        </m:r>
+        <m:r>
+          <m:t>3.5</m:t>
+        </m:r>
+        <m:r>
+          <m:rPr>
+            <m:sty m:val="p"/>
+          </m:rPr>
+          <m:t>/</m:t>
+        </m:r>
+        <m:rad>
+          <m:radPr>
+            <m:degHide m:val="on"/>
+          </m:radPr>
+          <m:deg/>
+          <m:e>
+            <m:r>
+              <m:t>18</m:t>
+            </m:r>
+          </m:e>
+        </m:rad>
+        <m:r>
+          <m:rPr>
+            <m:sty m:val="p"/>
+          </m:rPr>
+          <m:t>)</m:t>
+        </m:r>
+        <m:r>
+          <m:rPr>
+            <m:sty m:val="p"/>
+          </m:rPr>
+          <m:t>)</m:t>
+        </m:r>
         <m:r>
           <m:rPr>
             <m:sty m:val="p"/>
@@ -1418,8 +1438,8 @@
         </m:sSub>
       </m:oMath>
     </w:p>
-    <w:bookmarkEnd w:id="23"/>
-    <w:bookmarkStart w:id="25" w:name="version-history-and-licensing"/>
+    <w:bookmarkEnd w:id="12"/>
+    <w:bookmarkStart w:id="14" w:name="version-history-and-licensing"/>
     <w:p>
       <w:pPr>
         <w:pStyle w:val="Heading2"/>
@@ -1440,7 +1460,7 @@
       <w:pPr>
         <w:pStyle w:val="BodyText"/>
       </w:pPr>
-      <w:hyperlink r:id="rId24">
+      <w:hyperlink r:id="rId13">
         <w:r>
           <w:rPr>
             <w:rStyle w:val="Hyperlink"/>
@@ -1449,7 +1469,7 @@
         </w:r>
       </w:hyperlink>
     </w:p>
-    <w:bookmarkEnd w:id="25"/>
+    <w:bookmarkEnd w:id="14"/>
     <w:sectPr>
       <w:pgSz w:h="15840" w:w="12240"/>
       <w:pgMar w:bottom="1440" w:footer="720" w:gutter="0" w:header="720" w:left="1440" w:right="1440" w:top="1440"/>
